--- a/docs/deliverable/INSTALL.docx
+++ b/docs/deliverable/INSTALL.docx
@@ -7,7 +7,7 @@
         <w:pStyle w:val="Title"/>
       </w:pPr>
       <w:r>
-        <w:t xml:space="preserve">MedWatch - Installation and Deployment Guide</w:t>
+        <w:t xml:space="preserve">MedWatch Install, Deployment, dan Developer Guide</w:t>
       </w:r>
     </w:p>
     <w:p>
@@ -6132,7 +6132,7 @@
         <w:rPr>
           <w:rStyle w:val="VerbatimChar"/>
         </w:rPr>
-        <w:t xml:space="preserve">docs/adr/0004-openfda-pivot.md</w:t>
+        <w:t xml:space="preserve">docs/adr/0004-drugs-com-akamai-to-openfda-pivot.md</w:t>
       </w:r>
       <w:r>
         <w:t xml:space="preserve">).</w:t>
@@ -7502,7 +7502,7 @@
         <w:rPr>
           <w:rStyle w:val="VerbatimChar"/>
         </w:rPr>
-        <w:t xml:space="preserve">docs/adr/0004-openfda-pivot.md</w:t>
+        <w:t xml:space="preserve">docs/adr/0004-drugs-com-akamai-to-openfda-pivot.md</w:t>
       </w:r>
       <w:r>
         <w:t xml:space="preserve">: ADR pivot scraping ke openFDA.</w:t>
